--- a/EXERCICES/LOT GP - Geometrie parametrique/GP-03/GP-03_fiche.docx
+++ b/EXERCICES/LOT GP - Geometrie parametrique/GP-03/GP-03_fiche.docx
@@ -737,6 +737,61 @@
     </w:p>
     <w:p>
       <w:pPr>
+        <w:spacing w:before="80" w:after="40"/>
+        <w:jc w:val="center"/>
+      </w:pPr>
+      <w:r>
+        <w:drawing>
+          <wp:inline xmlns:a="http://schemas.openxmlformats.org/drawingml/2006/main" xmlns:pic="http://schemas.openxmlformats.org/drawingml/2006/picture">
+            <wp:extent cx="5903999" cy="1747692"/>
+            <wp:docPr id="1" name="Picture 1"/>
+            <wp:cNvGraphicFramePr>
+              <a:graphicFrameLocks noChangeAspect="1"/>
+            </wp:cNvGraphicFramePr>
+            <a:graphic>
+              <a:graphicData uri="http://schemas.openxmlformats.org/drawingml/2006/picture">
+                <pic:pic>
+                  <pic:nvPicPr>
+                    <pic:cNvPr id="0" name="GP-03_canvas_sujet.png"/>
+                    <pic:cNvPicPr/>
+                  </pic:nvPicPr>
+                  <pic:blipFill>
+                    <a:blip r:embed="rId10"/>
+                    <a:stretch>
+                      <a:fillRect/>
+                    </a:stretch>
+                  </pic:blipFill>
+                  <pic:spPr>
+                    <a:xfrm>
+                      <a:off x="0" y="0"/>
+                      <a:ext cx="5903999" cy="1747692"/>
+                    </a:xfrm>
+                    <a:prstGeom prst="rect"/>
+                  </pic:spPr>
+                </pic:pic>
+              </a:graphicData>
+            </a:graphic>
+          </wp:inline>
+        </w:drawing>
+      </w:r>
+    </w:p>
+    <w:p>
+      <w:pPr>
+        <w:spacing w:after="160"/>
+        <w:jc w:val="center"/>
+      </w:pPr>
+      <w:r>
+        <w:rPr>
+          <w:rFonts w:ascii="Calibri" w:hAnsi="Calibri"/>
+          <w:i/>
+          <w:color w:val="444A52"/>
+          <w:sz w:val="18"/>
+        </w:rPr>
+        <w:t>Le canvas à l'ouverture de GP-03_sujet.gh : les données fournies et le paramètre REPONSE.</w:t>
+      </w:r>
+    </w:p>
+    <w:p>
+      <w:pPr>
         <w:spacing w:before="200" w:after="60"/>
       </w:pPr>
       <w:r>
@@ -788,7 +843,7 @@
           <w:i w:val="0"/>
           <w:sz w:val="21"/>
         </w:rPr>
-        <w:t>Le nombre de faces du maillage respectant l'écart demandé.</w:t>
+        <w:t>1 024 faces avec les réglages par défaut du mailleur — la correction accepte 5 % autour de cette valeur.</w:t>
       </w:r>
     </w:p>
     <w:p>
@@ -909,6 +964,61 @@
       <w:pPr>
         <w:spacing w:after="0"/>
       </w:pPr>
+    </w:p>
+    <w:p>
+      <w:pPr>
+        <w:spacing w:before="80" w:after="40"/>
+        <w:jc w:val="center"/>
+      </w:pPr>
+      <w:r>
+        <w:drawing>
+          <wp:inline xmlns:a="http://schemas.openxmlformats.org/drawingml/2006/main" xmlns:pic="http://schemas.openxmlformats.org/drawingml/2006/picture">
+            <wp:extent cx="5903999" cy="3096254"/>
+            <wp:docPr id="2" name="Picture 2"/>
+            <wp:cNvGraphicFramePr>
+              <a:graphicFrameLocks noChangeAspect="1"/>
+            </wp:cNvGraphicFramePr>
+            <a:graphic>
+              <a:graphicData uri="http://schemas.openxmlformats.org/drawingml/2006/picture">
+                <pic:pic>
+                  <pic:nvPicPr>
+                    <pic:cNvPr id="0" name="GP-03_canvas_corrige.png"/>
+                    <pic:cNvPicPr/>
+                  </pic:nvPicPr>
+                  <pic:blipFill>
+                    <a:blip r:embed="rId11"/>
+                    <a:stretch>
+                      <a:fillRect/>
+                    </a:stretch>
+                  </pic:blipFill>
+                  <pic:spPr>
+                    <a:xfrm>
+                      <a:off x="0" y="0"/>
+                      <a:ext cx="5903999" cy="3096254"/>
+                    </a:xfrm>
+                    <a:prstGeom prst="rect"/>
+                  </pic:spPr>
+                </pic:pic>
+              </a:graphicData>
+            </a:graphic>
+          </wp:inline>
+        </w:drawing>
+      </w:r>
+    </w:p>
+    <w:p>
+      <w:pPr>
+        <w:spacing w:after="160"/>
+        <w:jc w:val="center"/>
+      </w:pPr>
+      <w:r>
+        <w:rPr>
+          <w:rFonts w:ascii="Calibri" w:hAnsi="Calibri"/>
+          <w:i/>
+          <w:color w:val="444A52"/>
+          <w:sz w:val="18"/>
+        </w:rPr>
+        <w:t>La zone corrigé. Elle est autonome : les données fournies y sont recopiées, aucun câble ne la relie à la zone sujet.</w:t>
+      </w:r>
     </w:p>
     <w:p>
       <w:pPr>
@@ -1257,7 +1367,7 @@
                 <w:rFonts w:ascii="Calibri" w:hAnsi="Calibri"/>
                 <w:sz w:val="20"/>
               </w:rPr>
-              <w:t>Le nombre de faces dépend de la version de Rhino et du mailleur : la correction accepte une plage plutôt qu'une valeur unique. C'est le respect du critère d'écart qui est évalué, pas le compte exact.</w:t>
+              <w:t>Le corrigé maille avec les réglages PAR DÉFAUT, et rend 1 024 faces. Il ne pilote pas l'écart maximal : ce réglage se pose dans la boîte de dialogue de maillage et ne se transporte pas dans le fichier. Le corrigé sert donc d'ordre de grandeur ; c'est au formateur de vérifier que l'apprenant a bien raisonné en écart et non en densité.</w:t>
             </w:r>
           </w:p>
         </w:tc>

--- a/EXERCICES/LOT GP - Geometrie parametrique/GP-03/GP-03_fiche.docx
+++ b/EXERCICES/LOT GP - Geometrie parametrique/GP-03/GP-03_fiche.docx
@@ -545,7 +545,7 @@
                 <w:b w:val="0"/>
                 <w:sz w:val="19"/>
               </w:rPr>
-              <w:t>v0.3-260826 — Ind. B — 26/08/2026</w:t>
+              <w:t>v0.4-260901 — Ind. B — 26/08/2026</w:t>
             </w:r>
           </w:p>
         </w:tc>
@@ -1521,7 +1521,7 @@
         <w:color w:val="444A52"/>
         <w:sz w:val="16"/>
       </w:rPr>
-      <w:t>Magpie · GP-03 — Un maillage qu'on peut imprimer · v0.3-260826 Ind. B</w:t>
+      <w:t>Magpie · GP-03 — Un maillage qu'on peut imprimer · v0.4-260901 Ind. B</w:t>
     </w:r>
   </w:p>
 </w:ftr>

--- a/EXERCICES/LOT GP - Geometrie parametrique/GP-03/GP-03_fiche.docx
+++ b/EXERCICES/LOT GP - Geometrie parametrique/GP-03/GP-03_fiche.docx
@@ -545,7 +545,7 @@
                 <w:b w:val="0"/>
                 <w:sz w:val="19"/>
               </w:rPr>
-              <w:t>v0.4-260901 — Ind. B — 26/08/2026</w:t>
+              <w:t>v0.5-260902 — Ind. C — 01/09/2026</w:t>
             </w:r>
           </w:p>
         </w:tc>
@@ -1521,7 +1521,7 @@
         <w:color w:val="444A52"/>
         <w:sz w:val="16"/>
       </w:rPr>
-      <w:t>Magpie · GP-03 — Un maillage qu'on peut imprimer · v0.4-260901 Ind. B</w:t>
+      <w:t>Magpie · GP-03 — Un maillage qu'on peut imprimer · v0.5-260902 Ind. C</w:t>
     </w:r>
   </w:p>
 </w:ftr>

--- a/EXERCICES/LOT GP - Geometrie parametrique/GP-03/GP-03_fiche.docx
+++ b/EXERCICES/LOT GP - Geometrie parametrique/GP-03/GP-03_fiche.docx
@@ -86,7 +86,7 @@
                 <w:b w:val="0"/>
                 <w:sz w:val="19"/>
               </w:rPr>
-              <w:t>GP3 · Maillages et SubD</w:t>
+              <w:t>GP4 · Maillages et SubD</w:t>
             </w:r>
           </w:p>
         </w:tc>
